--- a/public/templates/template-padrao.docx
+++ b/public/templates/template-padrao.docx
@@ -1853,26 +1853,6 @@
           <w:rFonts w:cs="Arial"/>
         </w:rPr>
       </w:pPr>
-      <w:r>
-        <w:rPr>
-          <w:rFonts w:cs="Arial"/>
-        </w:rPr>
-        <w:t>{#</w:t>
-      </w:r>
-      <w:proofErr w:type="gramStart"/>
-      <w:r>
-        <w:rPr>
-          <w:rFonts w:cs="Arial"/>
-        </w:rPr>
-        <w:t>hasText}{</w:t>
-      </w:r>
-      <w:proofErr w:type="gramEnd"/>
-      <w:r>
-        <w:rPr>
-          <w:rFonts w:cs="Arial"/>
-        </w:rPr>
-        <w:t>text}{/hasText}</w:t>
-      </w:r>
     </w:p>
     <w:p>
       <w:pPr>
@@ -1890,7 +1870,21 @@
         <w:rPr>
           <w:rFonts w:cs="Arial"/>
         </w:rPr>
-        <w:t>{#hasImage}</w:t>
+        <w:t>{#</w:t>
+      </w:r>
+      <w:proofErr w:type="gramStart"/>
+      <w:r>
+        <w:rPr>
+          <w:rFonts w:cs="Arial"/>
+        </w:rPr>
+        <w:t>hasText}{</w:t>
+      </w:r>
+      <w:proofErr w:type="gramEnd"/>
+      <w:r>
+        <w:rPr>
+          <w:rFonts w:cs="Arial"/>
+        </w:rPr>
+        <w:t>text}{/hasText}</w:t>
       </w:r>
     </w:p>
     <w:p>
@@ -1909,21 +1903,7 @@
         <w:rPr>
           <w:rFonts w:cs="Arial"/>
         </w:rPr>
-        <w:t>{%</w:t>
-      </w:r>
-      <w:proofErr w:type="spellStart"/>
-      <w:r>
-        <w:rPr>
-          <w:rFonts w:cs="Arial"/>
-        </w:rPr>
-        <w:t>image</w:t>
-      </w:r>
-      <w:proofErr w:type="spellEnd"/>
-      <w:r>
-        <w:rPr>
-          <w:rFonts w:cs="Arial"/>
-        </w:rPr>
-        <w:t>}</w:t>
+        <w:t>{#hasImage}</w:t>
       </w:r>
     </w:p>
     <w:p>
@@ -1942,6 +1922,50 @@
         <w:rPr>
           <w:rFonts w:cs="Arial"/>
         </w:rPr>
+        <w:t>{%</w:t>
+      </w:r>
+      <w:proofErr w:type="spellStart"/>
+      <w:r>
+        <w:rPr>
+          <w:rFonts w:cs="Arial"/>
+        </w:rPr>
+        <w:t>image</w:t>
+      </w:r>
+      <w:proofErr w:type="spellEnd"/>
+      <w:r>
+        <w:rPr>
+          <w:rFonts w:cs="Arial"/>
+        </w:rPr>
+        <w:t>}</w:t>
+      </w:r>
+    </w:p>
+    <w:p>
+      <w:pPr>
+        <w:pStyle w:val="infoblue"/>
+        <w:tabs>
+          <w:tab w:val="center" w:pos="4419"/>
+          <w:tab w:val="right" w:pos="8838"/>
+        </w:tabs>
+        <w:rPr>
+          <w:rFonts w:cs="Arial"/>
+        </w:rPr>
+      </w:pPr>
+      <w:r>
+        <w:rPr>
+          <w:rFonts w:cs="Arial"/>
+        </w:rPr>
+        <w:t xml:space="preserve"> </w:t>
+      </w:r>
+      <w:r>
+        <w:rPr>
+          <w:rFonts w:cs="Arial"/>
+        </w:rPr>
+        <w:t xml:space="preserve">      </w:t>
+      </w:r>
+      <w:r>
+        <w:rPr>
+          <w:rFonts w:cs="Arial"/>
+        </w:rPr>
         <w:t>{/</w:t>
       </w:r>
       <w:proofErr w:type="spellStart"/>
@@ -1958,6 +1982,19 @@
         </w:rPr>
         <w:t>}</w:t>
       </w:r>
+    </w:p>
+    <w:p>
+      <w:pPr>
+        <w:pStyle w:val="infoblue"/>
+        <w:tabs>
+          <w:tab w:val="center" w:pos="4419"/>
+          <w:tab w:val="right" w:pos="8838"/>
+        </w:tabs>
+        <w:ind w:left="360" w:firstLine="360"/>
+        <w:rPr>
+          <w:rFonts w:cs="Arial"/>
+        </w:rPr>
+      </w:pPr>
     </w:p>
     <w:p>
       <w:pPr>
@@ -2117,9 +2154,8 @@
     <w:p>
       <w:pPr>
         <w:pStyle w:val="infoblue"/>
-        <w:ind w:left="360" w:firstLine="360"/>
-        <w:rPr>
-          <w:rFonts w:cs="Arial"/>
+        <w:ind w:left="720"/>
+        <w:rPr>
           <w:i w:val="0"/>
         </w:rPr>
       </w:pPr>
@@ -2143,7 +2179,7 @@
         <w:rPr>
           <w:i w:val="0"/>
         </w:rPr>
-        <w:t>Financeiro</w:t>
+        <w:t>{jornada}</w:t>
       </w:r>
       <w:r>
         <w:rPr>

--- a/public/templates/template-padrao.docx
+++ b/public/templates/template-padrao.docx
@@ -1853,6 +1853,26 @@
           <w:rFonts w:cs="Arial"/>
         </w:rPr>
       </w:pPr>
+      <w:r>
+        <w:rPr>
+          <w:rFonts w:cs="Arial"/>
+        </w:rPr>
+        <w:t>{#</w:t>
+      </w:r>
+      <w:proofErr w:type="gramStart"/>
+      <w:r>
+        <w:rPr>
+          <w:rFonts w:cs="Arial"/>
+        </w:rPr>
+        <w:t>hasText}{</w:t>
+      </w:r>
+      <w:proofErr w:type="gramEnd"/>
+      <w:r>
+        <w:rPr>
+          <w:rFonts w:cs="Arial"/>
+        </w:rPr>
+        <w:t>text}{/hasText}</w:t>
+      </w:r>
     </w:p>
     <w:p>
       <w:pPr>
@@ -1866,26 +1886,6 @@
           <w:rFonts w:cs="Arial"/>
         </w:rPr>
       </w:pPr>
-      <w:r>
-        <w:rPr>
-          <w:rFonts w:cs="Arial"/>
-        </w:rPr>
-        <w:t>{#</w:t>
-      </w:r>
-      <w:proofErr w:type="gramStart"/>
-      <w:r>
-        <w:rPr>
-          <w:rFonts w:cs="Arial"/>
-        </w:rPr>
-        <w:t>hasText}{</w:t>
-      </w:r>
-      <w:proofErr w:type="gramEnd"/>
-      <w:r>
-        <w:rPr>
-          <w:rFonts w:cs="Arial"/>
-        </w:rPr>
-        <w:t>text}{/hasText}</w:t>
-      </w:r>
     </w:p>
     <w:p>
       <w:pPr>
@@ -1982,19 +1982,6 @@
         </w:rPr>
         <w:t>}</w:t>
       </w:r>
-    </w:p>
-    <w:p>
-      <w:pPr>
-        <w:pStyle w:val="infoblue"/>
-        <w:tabs>
-          <w:tab w:val="center" w:pos="4419"/>
-          <w:tab w:val="right" w:pos="8838"/>
-        </w:tabs>
-        <w:ind w:left="360" w:firstLine="360"/>
-        <w:rPr>
-          <w:rFonts w:cs="Arial"/>
-        </w:rPr>
-      </w:pPr>
     </w:p>
     <w:p>
       <w:pPr>
